--- a/lessons/4-2/downloads/reveal/teacher/4.2-session-2-prerequisite-practice-a.docx
+++ b/lessons/4-2/downloads/reveal/teacher/4.2-session-2-prerequisite-practice-a.docx
@@ -114,7 +114,7 @@
           <w:sz w:val="17"/>
           <w:szCs w:val="17"/>
         </w:rPr>
-        <w:t xml:space="preserve">Builds on Grade 5 · 5.NBT.A.3b</w:t>
+        <w:t xml:space="preserve">Builds on Grade 5</w:t>
       </w:r>
     </w:p>
     <w:tbl>
@@ -245,7 +245,7 @@
                 <w:sz w:val="20"/>
                 <w:szCs w:val="20"/>
               </w:rPr>
-              <w:t xml:space="preserve">You will use it in Practice Form A, problems 1, 3, and 5.</w:t>
+              <w:t xml:space="preserve">You will use it in Practice, problems 1, 3, and 5.</w:t>
             </w:r>
           </w:p>
         </w:tc>
@@ -261,6 +261,7 @@
           <w:tab w:val="right" w:pos="9504"/>
         </w:tabs>
         <w:spacing w:before="50" w:after="36" w:line="240" w:lineRule="auto"/>
+        <w:outlineLvl w:val="1"/>
       </w:pPr>
       <w:r>
         <w:rPr>
@@ -527,6 +528,7 @@
           <w:tab w:val="right" w:pos="9504"/>
         </w:tabs>
         <w:spacing w:before="50" w:after="36" w:line="240" w:lineRule="auto"/>
+        <w:outlineLvl w:val="1"/>
       </w:pPr>
       <w:r>
         <w:rPr>
@@ -733,6 +735,7 @@
           <w:tab w:val="right" w:pos="9504"/>
         </w:tabs>
         <w:spacing w:before="50" w:after="36" w:line="240" w:lineRule="auto"/>
+        <w:outlineLvl w:val="1"/>
       </w:pPr>
       <w:r>
         <w:rPr>
@@ -779,8 +782,8 @@
           <w:rFonts w:ascii="Avenir Next" w:hAnsi="Avenir Next" w:cs="Avenir Next" w:eastAsia="Avenir Next"/>
           <w:b/>
           <w:color w:val="1A1A1A"/>
-          <w:sz w:val="22"/>
-          <w:szCs w:val="22"/>
+          <w:sz w:val="21"/>
+          <w:szCs w:val="21"/>
         </w:rPr>
         <w:t xml:space="preserve">1.</w:t>
       </w:r>
@@ -788,8 +791,8 @@
         <w:rPr>
           <w:rFonts w:ascii="Avenir Next" w:hAnsi="Avenir Next" w:cs="Avenir Next" w:eastAsia="Avenir Next"/>
           <w:color w:val="1A1A1A"/>
-          <w:sz w:val="22"/>
-          <w:szCs w:val="22"/>
+          <w:sz w:val="21"/>
+          <w:szCs w:val="21"/>
         </w:rPr>
         <w:tab/>
       </w:r>
@@ -797,8 +800,8 @@
         <w:rPr>
           <w:rFonts w:ascii="Avenir Next" w:hAnsi="Avenir Next" w:cs="Avenir Next" w:eastAsia="Avenir Next"/>
           <w:color w:val="1A1A1A"/>
-          <w:sz w:val="22"/>
-          <w:szCs w:val="22"/>
+          <w:sz w:val="21"/>
+          <w:szCs w:val="21"/>
         </w:rPr>
         <w:t xml:space="preserve">Compare 0.5 and 0.48.</w:t>
       </w:r>
@@ -838,7 +841,26 @@
           <w:sz w:val="21"/>
           <w:szCs w:val="21"/>
         </w:rPr>
-        <w:t xml:space="preserve">Line up 0.5 over </w:t>
+        <w:t xml:space="preserve">Line up 0.5 over 0.48. Digits after each point: </w:t>
+      </w:r>
+      <w:r>
+        <w:rPr>
+          <w:rFonts w:ascii="Avenir Next" w:hAnsi="Avenir Next" w:cs="Avenir Next" w:eastAsia="Avenir Next"/>
+          <w:color w:val="1A1A1A"/>
+          <w:sz w:val="21"/>
+          <w:szCs w:val="21"/>
+          <w:u w:val="single"/>
+        </w:rPr>
+        <w:t xml:space="preserve">                </w:t>
+      </w:r>
+      <w:r>
+        <w:rPr>
+          <w:rFonts w:ascii="Avenir Next" w:hAnsi="Avenir Next" w:cs="Avenir Next" w:eastAsia="Avenir Next"/>
+          <w:color w:val="1A1A1A"/>
+          <w:sz w:val="21"/>
+          <w:szCs w:val="21"/>
+        </w:rPr>
+        <w:t xml:space="preserve"> and </w:t>
       </w:r>
       <w:r>
         <w:rPr>
@@ -895,7 +917,7 @@
           <w:sz w:val="21"/>
           <w:szCs w:val="21"/>
         </w:rPr>
-        <w:t xml:space="preserve">Add a zero: 0.</w:t>
+        <w:t xml:space="preserve">Add a zero: 0.5 = </w:t>
       </w:r>
       <w:r>
         <w:rPr>
@@ -914,7 +936,7 @@
           <w:sz w:val="21"/>
           <w:szCs w:val="21"/>
         </w:rPr>
-        <w:t xml:space="preserve"> and 0.48.</w:t>
+        <w:t xml:space="preserve">.</w:t>
       </w:r>
     </w:p>
     <w:p>
@@ -952,7 +974,26 @@
           <w:sz w:val="21"/>
           <w:szCs w:val="21"/>
         </w:rPr>
-        <w:t xml:space="preserve">Tenths: 5 &gt; </w:t>
+        <w:t xml:space="preserve">Tenths: </w:t>
+      </w:r>
+      <w:r>
+        <w:rPr>
+          <w:rFonts w:ascii="Avenir Next" w:hAnsi="Avenir Next" w:cs="Avenir Next" w:eastAsia="Avenir Next"/>
+          <w:color w:val="1A1A1A"/>
+          <w:sz w:val="21"/>
+          <w:szCs w:val="21"/>
+          <w:u w:val="single"/>
+        </w:rPr>
+        <w:t xml:space="preserve">                </w:t>
+      </w:r>
+      <w:r>
+        <w:rPr>
+          <w:rFonts w:ascii="Avenir Next" w:hAnsi="Avenir Next" w:cs="Avenir Next" w:eastAsia="Avenir Next"/>
+          <w:color w:val="1A1A1A"/>
+          <w:sz w:val="21"/>
+          <w:szCs w:val="21"/>
+        </w:rPr>
+        <w:t xml:space="preserve"> and </w:t>
       </w:r>
       <w:r>
         <w:rPr>
@@ -1012,8 +1053,8 @@
           <w:rFonts w:ascii="Avenir Next" w:hAnsi="Avenir Next" w:cs="Avenir Next" w:eastAsia="Avenir Next"/>
           <w:b/>
           <w:color w:val="1A1A1A"/>
-          <w:sz w:val="22"/>
-          <w:szCs w:val="22"/>
+          <w:sz w:val="21"/>
+          <w:szCs w:val="21"/>
         </w:rPr>
         <w:t xml:space="preserve">2.</w:t>
       </w:r>
@@ -1021,8 +1062,8 @@
         <w:rPr>
           <w:rFonts w:ascii="Avenir Next" w:hAnsi="Avenir Next" w:cs="Avenir Next" w:eastAsia="Avenir Next"/>
           <w:color w:val="1A1A1A"/>
-          <w:sz w:val="22"/>
-          <w:szCs w:val="22"/>
+          <w:sz w:val="21"/>
+          <w:szCs w:val="21"/>
         </w:rPr>
         <w:tab/>
       </w:r>
@@ -1030,8 +1071,8 @@
         <w:rPr>
           <w:rFonts w:ascii="Avenir Next" w:hAnsi="Avenir Next" w:cs="Avenir Next" w:eastAsia="Avenir Next"/>
           <w:color w:val="1A1A1A"/>
-          <w:sz w:val="22"/>
-          <w:szCs w:val="22"/>
+          <w:sz w:val="21"/>
+          <w:szCs w:val="21"/>
         </w:rPr>
         <w:t xml:space="preserve">Compare 0.36 and 0.4.</w:t>
       </w:r>
@@ -1071,7 +1112,26 @@
           <w:sz w:val="21"/>
           <w:szCs w:val="21"/>
         </w:rPr>
-        <w:t xml:space="preserve">Line up 0.36 over </w:t>
+        <w:t xml:space="preserve">Line up 0.36 over 0.4. Digits after each point: </w:t>
+      </w:r>
+      <w:r>
+        <w:rPr>
+          <w:rFonts w:ascii="Avenir Next" w:hAnsi="Avenir Next" w:cs="Avenir Next" w:eastAsia="Avenir Next"/>
+          <w:color w:val="1A1A1A"/>
+          <w:sz w:val="21"/>
+          <w:szCs w:val="21"/>
+          <w:u w:val="single"/>
+        </w:rPr>
+        <w:t xml:space="preserve">                </w:t>
+      </w:r>
+      <w:r>
+        <w:rPr>
+          <w:rFonts w:ascii="Avenir Next" w:hAnsi="Avenir Next" w:cs="Avenir Next" w:eastAsia="Avenir Next"/>
+          <w:color w:val="1A1A1A"/>
+          <w:sz w:val="21"/>
+          <w:szCs w:val="21"/>
+        </w:rPr>
+        <w:t xml:space="preserve"> and </w:t>
       </w:r>
       <w:r>
         <w:rPr>
@@ -1128,7 +1188,7 @@
           <w:sz w:val="21"/>
           <w:szCs w:val="21"/>
         </w:rPr>
-        <w:t xml:space="preserve">Add a zero: 0.36 and 0.</w:t>
+        <w:t xml:space="preserve">Add a zero: 0.4 = </w:t>
       </w:r>
       <w:r>
         <w:rPr>
@@ -1185,7 +1245,26 @@
           <w:sz w:val="21"/>
           <w:szCs w:val="21"/>
         </w:rPr>
-        <w:t xml:space="preserve">Tenths: 3 &lt; </w:t>
+        <w:t xml:space="preserve">Tenths: </w:t>
+      </w:r>
+      <w:r>
+        <w:rPr>
+          <w:rFonts w:ascii="Avenir Next" w:hAnsi="Avenir Next" w:cs="Avenir Next" w:eastAsia="Avenir Next"/>
+          <w:color w:val="1A1A1A"/>
+          <w:sz w:val="21"/>
+          <w:szCs w:val="21"/>
+          <w:u w:val="single"/>
+        </w:rPr>
+        <w:t xml:space="preserve">                </w:t>
+      </w:r>
+      <w:r>
+        <w:rPr>
+          <w:rFonts w:ascii="Avenir Next" w:hAnsi="Avenir Next" w:cs="Avenir Next" w:eastAsia="Avenir Next"/>
+          <w:color w:val="1A1A1A"/>
+          <w:sz w:val="21"/>
+          <w:szCs w:val="21"/>
+        </w:rPr>
+        <w:t xml:space="preserve"> and </w:t>
       </w:r>
       <w:r>
         <w:rPr>
@@ -1241,6 +1320,7 @@
           <w:tab w:val="right" w:pos="9504"/>
         </w:tabs>
         <w:spacing w:before="50" w:after="36" w:line="240" w:lineRule="auto"/>
+        <w:outlineLvl w:val="1"/>
       </w:pPr>
       <w:r>
         <w:rPr>
@@ -1325,8 +1405,8 @@
                 <w:rFonts w:ascii="Avenir Next" w:hAnsi="Avenir Next" w:cs="Avenir Next" w:eastAsia="Avenir Next"/>
                 <w:b/>
                 <w:color w:val="1A1A1A"/>
-                <w:sz w:val="22"/>
-                <w:szCs w:val="22"/>
+                <w:sz w:val="21"/>
+                <w:szCs w:val="21"/>
               </w:rPr>
               <w:t xml:space="preserve">3.</w:t>
             </w:r>
@@ -1334,8 +1414,8 @@
               <w:rPr>
                 <w:rFonts w:ascii="Avenir Next" w:hAnsi="Avenir Next" w:cs="Avenir Next" w:eastAsia="Avenir Next"/>
                 <w:color w:val="1A1A1A"/>
-                <w:sz w:val="22"/>
-                <w:szCs w:val="22"/>
+                <w:sz w:val="21"/>
+                <w:szCs w:val="21"/>
               </w:rPr>
               <w:tab/>
             </w:r>
@@ -1343,8 +1423,8 @@
               <w:rPr>
                 <w:rFonts w:ascii="Avenir Next" w:hAnsi="Avenir Next" w:cs="Avenir Next" w:eastAsia="Avenir Next"/>
                 <w:color w:val="1A1A1A"/>
-                <w:sz w:val="22"/>
-                <w:szCs w:val="22"/>
+                <w:sz w:val="21"/>
+                <w:szCs w:val="21"/>
               </w:rPr>
               <w:t xml:space="preserve">Write &lt;, &gt;, or = in each blank.</w:t>
             </w:r>
@@ -1399,8 +1479,8 @@
                       <w:rFonts w:ascii="Avenir Next" w:hAnsi="Avenir Next" w:cs="Avenir Next" w:eastAsia="Avenir Next"/>
                       <w:b/>
                       <w:color w:val="003A70"/>
-                      <w:sz w:val="22"/>
-                      <w:szCs w:val="22"/>
+                      <w:sz w:val="21"/>
+                      <w:szCs w:val="21"/>
                     </w:rPr>
                     <w:t xml:space="preserve">a.</w:t>
                   </w:r>
@@ -1408,8 +1488,8 @@
                     <w:rPr>
                       <w:rFonts w:ascii="Avenir Next" w:hAnsi="Avenir Next" w:cs="Avenir Next" w:eastAsia="Avenir Next"/>
                       <w:color w:val="1A1A1A"/>
-                      <w:sz w:val="22"/>
-                      <w:szCs w:val="22"/>
+                      <w:sz w:val="21"/>
+                      <w:szCs w:val="21"/>
                     </w:rPr>
                     <w:tab/>
                   </w:r>
@@ -1417,8 +1497,8 @@
                     <w:rPr>
                       <w:rFonts w:ascii="Avenir Next" w:hAnsi="Avenir Next" w:cs="Avenir Next" w:eastAsia="Avenir Next"/>
                       <w:color w:val="1A1A1A"/>
-                      <w:sz w:val="22"/>
-                      <w:szCs w:val="22"/>
+                      <w:sz w:val="21"/>
+                      <w:szCs w:val="21"/>
                     </w:rPr>
                     <w:t xml:space="preserve">0.6 </w:t>
                   </w:r>
@@ -1426,8 +1506,8 @@
                     <w:rPr>
                       <w:rFonts w:ascii="Avenir Next" w:hAnsi="Avenir Next" w:cs="Avenir Next" w:eastAsia="Avenir Next"/>
                       <w:color w:val="1A1A1A"/>
-                      <w:sz w:val="22"/>
-                      <w:szCs w:val="22"/>
+                      <w:sz w:val="21"/>
+                      <w:szCs w:val="21"/>
                       <w:u w:val="single"/>
                     </w:rPr>
                     <w:t xml:space="preserve">      </w:t>
@@ -1436,8 +1516,8 @@
                     <w:rPr>
                       <w:rFonts w:ascii="Avenir Next" w:hAnsi="Avenir Next" w:cs="Avenir Next" w:eastAsia="Avenir Next"/>
                       <w:color w:val="1A1A1A"/>
-                      <w:sz w:val="22"/>
-                      <w:szCs w:val="22"/>
+                      <w:sz w:val="21"/>
+                      <w:szCs w:val="21"/>
                     </w:rPr>
                     <w:t xml:space="preserve"> 0.58</w:t>
                   </w:r>
@@ -1461,8 +1541,8 @@
                       <w:rFonts w:ascii="Avenir Next" w:hAnsi="Avenir Next" w:cs="Avenir Next" w:eastAsia="Avenir Next"/>
                       <w:b/>
                       <w:color w:val="003A70"/>
-                      <w:sz w:val="22"/>
-                      <w:szCs w:val="22"/>
+                      <w:sz w:val="21"/>
+                      <w:szCs w:val="21"/>
                     </w:rPr>
                     <w:t xml:space="preserve">b.</w:t>
                   </w:r>
@@ -1470,8 +1550,8 @@
                     <w:rPr>
                       <w:rFonts w:ascii="Avenir Next" w:hAnsi="Avenir Next" w:cs="Avenir Next" w:eastAsia="Avenir Next"/>
                       <w:color w:val="1A1A1A"/>
-                      <w:sz w:val="22"/>
-                      <w:szCs w:val="22"/>
+                      <w:sz w:val="21"/>
+                      <w:szCs w:val="21"/>
                     </w:rPr>
                     <w:tab/>
                   </w:r>
@@ -1479,8 +1559,8 @@
                     <w:rPr>
                       <w:rFonts w:ascii="Avenir Next" w:hAnsi="Avenir Next" w:cs="Avenir Next" w:eastAsia="Avenir Next"/>
                       <w:color w:val="1A1A1A"/>
-                      <w:sz w:val="22"/>
-                      <w:szCs w:val="22"/>
+                      <w:sz w:val="21"/>
+                      <w:szCs w:val="21"/>
                     </w:rPr>
                     <w:t xml:space="preserve">0.3 </w:t>
                   </w:r>
@@ -1488,8 +1568,8 @@
                     <w:rPr>
                       <w:rFonts w:ascii="Avenir Next" w:hAnsi="Avenir Next" w:cs="Avenir Next" w:eastAsia="Avenir Next"/>
                       <w:color w:val="1A1A1A"/>
-                      <w:sz w:val="22"/>
-                      <w:szCs w:val="22"/>
+                      <w:sz w:val="21"/>
+                      <w:szCs w:val="21"/>
                       <w:u w:val="single"/>
                     </w:rPr>
                     <w:t xml:space="preserve">      </w:t>
@@ -1498,8 +1578,8 @@
                     <w:rPr>
                       <w:rFonts w:ascii="Avenir Next" w:hAnsi="Avenir Next" w:cs="Avenir Next" w:eastAsia="Avenir Next"/>
                       <w:color w:val="1A1A1A"/>
-                      <w:sz w:val="22"/>
-                      <w:szCs w:val="22"/>
+                      <w:sz w:val="21"/>
+                      <w:szCs w:val="21"/>
                     </w:rPr>
                     <w:t xml:space="preserve"> 0.30</w:t>
                   </w:r>
@@ -1523,8 +1603,8 @@
                       <w:rFonts w:ascii="Avenir Next" w:hAnsi="Avenir Next" w:cs="Avenir Next" w:eastAsia="Avenir Next"/>
                       <w:b/>
                       <w:color w:val="003A70"/>
-                      <w:sz w:val="22"/>
-                      <w:szCs w:val="22"/>
+                      <w:sz w:val="21"/>
+                      <w:szCs w:val="21"/>
                     </w:rPr>
                     <w:t xml:space="preserve">c.</w:t>
                   </w:r>
@@ -1532,8 +1612,8 @@
                     <w:rPr>
                       <w:rFonts w:ascii="Avenir Next" w:hAnsi="Avenir Next" w:cs="Avenir Next" w:eastAsia="Avenir Next"/>
                       <w:color w:val="1A1A1A"/>
-                      <w:sz w:val="22"/>
-                      <w:szCs w:val="22"/>
+                      <w:sz w:val="21"/>
+                      <w:szCs w:val="21"/>
                     </w:rPr>
                     <w:tab/>
                   </w:r>
@@ -1541,8 +1621,8 @@
                     <w:rPr>
                       <w:rFonts w:ascii="Avenir Next" w:hAnsi="Avenir Next" w:cs="Avenir Next" w:eastAsia="Avenir Next"/>
                       <w:color w:val="1A1A1A"/>
-                      <w:sz w:val="22"/>
-                      <w:szCs w:val="22"/>
+                      <w:sz w:val="21"/>
+                      <w:szCs w:val="21"/>
                     </w:rPr>
                     <w:t xml:space="preserve">0.09 </w:t>
                   </w:r>
@@ -1550,8 +1630,8 @@
                     <w:rPr>
                       <w:rFonts w:ascii="Avenir Next" w:hAnsi="Avenir Next" w:cs="Avenir Next" w:eastAsia="Avenir Next"/>
                       <w:color w:val="1A1A1A"/>
-                      <w:sz w:val="22"/>
-                      <w:szCs w:val="22"/>
+                      <w:sz w:val="21"/>
+                      <w:szCs w:val="21"/>
                       <w:u w:val="single"/>
                     </w:rPr>
                     <w:t xml:space="preserve">      </w:t>
@@ -1560,8 +1640,8 @@
                     <w:rPr>
                       <w:rFonts w:ascii="Avenir Next" w:hAnsi="Avenir Next" w:cs="Avenir Next" w:eastAsia="Avenir Next"/>
                       <w:color w:val="1A1A1A"/>
-                      <w:sz w:val="22"/>
-                      <w:szCs w:val="22"/>
+                      <w:sz w:val="21"/>
+                      <w:szCs w:val="21"/>
                     </w:rPr>
                     <w:t xml:space="preserve"> 0.1</w:t>
                   </w:r>
@@ -1591,8 +1671,8 @@
                       <w:rFonts w:ascii="Avenir Next" w:hAnsi="Avenir Next" w:cs="Avenir Next" w:eastAsia="Avenir Next"/>
                       <w:b/>
                       <w:color w:val="003A70"/>
-                      <w:sz w:val="22"/>
-                      <w:szCs w:val="22"/>
+                      <w:sz w:val="21"/>
+                      <w:szCs w:val="21"/>
                     </w:rPr>
                     <w:t xml:space="preserve">d.</w:t>
                   </w:r>
@@ -1600,8 +1680,8 @@
                     <w:rPr>
                       <w:rFonts w:ascii="Avenir Next" w:hAnsi="Avenir Next" w:cs="Avenir Next" w:eastAsia="Avenir Next"/>
                       <w:color w:val="1A1A1A"/>
-                      <w:sz w:val="22"/>
-                      <w:szCs w:val="22"/>
+                      <w:sz w:val="21"/>
+                      <w:szCs w:val="21"/>
                     </w:rPr>
                     <w:tab/>
                   </w:r>
@@ -1609,8 +1689,8 @@
                     <w:rPr>
                       <w:rFonts w:ascii="Avenir Next" w:hAnsi="Avenir Next" w:cs="Avenir Next" w:eastAsia="Avenir Next"/>
                       <w:color w:val="1A1A1A"/>
-                      <w:sz w:val="22"/>
-                      <w:szCs w:val="22"/>
+                      <w:sz w:val="21"/>
+                      <w:szCs w:val="21"/>
                     </w:rPr>
                     <w:t xml:space="preserve">0.72 </w:t>
                   </w:r>
@@ -1618,8 +1698,8 @@
                     <w:rPr>
                       <w:rFonts w:ascii="Avenir Next" w:hAnsi="Avenir Next" w:cs="Avenir Next" w:eastAsia="Avenir Next"/>
                       <w:color w:val="1A1A1A"/>
-                      <w:sz w:val="22"/>
-                      <w:szCs w:val="22"/>
+                      <w:sz w:val="21"/>
+                      <w:szCs w:val="21"/>
                       <w:u w:val="single"/>
                     </w:rPr>
                     <w:t xml:space="preserve">      </w:t>
@@ -1628,8 +1708,8 @@
                     <w:rPr>
                       <w:rFonts w:ascii="Avenir Next" w:hAnsi="Avenir Next" w:cs="Avenir Next" w:eastAsia="Avenir Next"/>
                       <w:color w:val="1A1A1A"/>
-                      <w:sz w:val="22"/>
-                      <w:szCs w:val="22"/>
+                      <w:sz w:val="21"/>
+                      <w:szCs w:val="21"/>
                     </w:rPr>
                     <w:t xml:space="preserve"> 0.8</w:t>
                   </w:r>
@@ -1653,8 +1733,8 @@
                       <w:rFonts w:ascii="Avenir Next" w:hAnsi="Avenir Next" w:cs="Avenir Next" w:eastAsia="Avenir Next"/>
                       <w:b/>
                       <w:color w:val="003A70"/>
-                      <w:sz w:val="22"/>
-                      <w:szCs w:val="22"/>
+                      <w:sz w:val="21"/>
+                      <w:szCs w:val="21"/>
                     </w:rPr>
                     <w:t xml:space="preserve">e.</w:t>
                   </w:r>
@@ -1662,8 +1742,8 @@
                     <w:rPr>
                       <w:rFonts w:ascii="Avenir Next" w:hAnsi="Avenir Next" w:cs="Avenir Next" w:eastAsia="Avenir Next"/>
                       <w:color w:val="1A1A1A"/>
-                      <w:sz w:val="22"/>
-                      <w:szCs w:val="22"/>
+                      <w:sz w:val="21"/>
+                      <w:szCs w:val="21"/>
                     </w:rPr>
                     <w:tab/>
                   </w:r>
@@ -1671,8 +1751,8 @@
                     <w:rPr>
                       <w:rFonts w:ascii="Avenir Next" w:hAnsi="Avenir Next" w:cs="Avenir Next" w:eastAsia="Avenir Next"/>
                       <w:color w:val="1A1A1A"/>
-                      <w:sz w:val="22"/>
-                      <w:szCs w:val="22"/>
+                      <w:sz w:val="21"/>
+                      <w:szCs w:val="21"/>
                     </w:rPr>
                     <w:t xml:space="preserve">0.25 </w:t>
                   </w:r>
@@ -1680,8 +1760,8 @@
                     <w:rPr>
                       <w:rFonts w:ascii="Avenir Next" w:hAnsi="Avenir Next" w:cs="Avenir Next" w:eastAsia="Avenir Next"/>
                       <w:color w:val="1A1A1A"/>
-                      <w:sz w:val="22"/>
-                      <w:szCs w:val="22"/>
+                      <w:sz w:val="21"/>
+                      <w:szCs w:val="21"/>
                       <w:u w:val="single"/>
                     </w:rPr>
                     <w:t xml:space="preserve">      </w:t>
@@ -1690,8 +1770,8 @@
                     <w:rPr>
                       <w:rFonts w:ascii="Avenir Next" w:hAnsi="Avenir Next" w:cs="Avenir Next" w:eastAsia="Avenir Next"/>
                       <w:color w:val="1A1A1A"/>
-                      <w:sz w:val="22"/>
-                      <w:szCs w:val="22"/>
+                      <w:sz w:val="21"/>
+                      <w:szCs w:val="21"/>
                     </w:rPr>
                     <w:t xml:space="preserve"> 0.2</w:t>
                   </w:r>
@@ -1715,8 +1795,8 @@
                       <w:rFonts w:ascii="Avenir Next" w:hAnsi="Avenir Next" w:cs="Avenir Next" w:eastAsia="Avenir Next"/>
                       <w:b/>
                       <w:color w:val="003A70"/>
-                      <w:sz w:val="22"/>
-                      <w:szCs w:val="22"/>
+                      <w:sz w:val="21"/>
+                      <w:szCs w:val="21"/>
                     </w:rPr>
                     <w:t xml:space="preserve">f.</w:t>
                   </w:r>
@@ -1724,8 +1804,8 @@
                     <w:rPr>
                       <w:rFonts w:ascii="Avenir Next" w:hAnsi="Avenir Next" w:cs="Avenir Next" w:eastAsia="Avenir Next"/>
                       <w:color w:val="1A1A1A"/>
-                      <w:sz w:val="22"/>
-                      <w:szCs w:val="22"/>
+                      <w:sz w:val="21"/>
+                      <w:szCs w:val="21"/>
                     </w:rPr>
                     <w:tab/>
                   </w:r>
@@ -1733,8 +1813,8 @@
                     <w:rPr>
                       <w:rFonts w:ascii="Avenir Next" w:hAnsi="Avenir Next" w:cs="Avenir Next" w:eastAsia="Avenir Next"/>
                       <w:color w:val="1A1A1A"/>
-                      <w:sz w:val="22"/>
-                      <w:szCs w:val="22"/>
+                      <w:sz w:val="21"/>
+                      <w:szCs w:val="21"/>
                     </w:rPr>
                     <w:t xml:space="preserve">0.9 </w:t>
                   </w:r>
@@ -1742,8 +1822,8 @@
                     <w:rPr>
                       <w:rFonts w:ascii="Avenir Next" w:hAnsi="Avenir Next" w:cs="Avenir Next" w:eastAsia="Avenir Next"/>
                       <w:color w:val="1A1A1A"/>
-                      <w:sz w:val="22"/>
-                      <w:szCs w:val="22"/>
+                      <w:sz w:val="21"/>
+                      <w:szCs w:val="21"/>
                       <w:u w:val="single"/>
                     </w:rPr>
                     <w:t xml:space="preserve">      </w:t>
@@ -1752,8 +1832,8 @@
                     <w:rPr>
                       <w:rFonts w:ascii="Avenir Next" w:hAnsi="Avenir Next" w:cs="Avenir Next" w:eastAsia="Avenir Next"/>
                       <w:color w:val="1A1A1A"/>
-                      <w:sz w:val="22"/>
-                      <w:szCs w:val="22"/>
+                      <w:sz w:val="21"/>
+                      <w:szCs w:val="21"/>
                     </w:rPr>
                     <w:t xml:space="preserve"> 0.89</w:t>
                   </w:r>
@@ -1823,7 +1903,7 @@
           <w:sz w:val="17"/>
           <w:szCs w:val="17"/>
         </w:rPr>
-        <w:t xml:space="preserve">Builds on Grade 5 · 5.NF.B.3</w:t>
+        <w:t xml:space="preserve">Builds on Grade 5</w:t>
       </w:r>
     </w:p>
     <w:tbl>
@@ -1954,7 +2034,7 @@
                 <w:sz w:val="20"/>
                 <w:szCs w:val="20"/>
               </w:rPr>
-              <w:t xml:space="preserve">You will use it in Practice Form A, problems 3 and 4.</w:t>
+              <w:t xml:space="preserve">You will use it in Practice, problems 2, 3, 4, and 7.</w:t>
             </w:r>
           </w:p>
         </w:tc>
@@ -1970,6 +2050,7 @@
           <w:tab w:val="right" w:pos="9504"/>
         </w:tabs>
         <w:spacing w:before="50" w:after="36" w:line="240" w:lineRule="auto"/>
+        <w:outlineLvl w:val="1"/>
       </w:pPr>
       <w:r>
         <w:rPr>
@@ -2236,6 +2317,7 @@
           <w:tab w:val="right" w:pos="9504"/>
         </w:tabs>
         <w:spacing w:before="50" w:after="36" w:line="240" w:lineRule="auto"/>
+        <w:outlineLvl w:val="1"/>
       </w:pPr>
       <w:r>
         <w:rPr>
@@ -2442,6 +2524,7 @@
           <w:tab w:val="right" w:pos="9504"/>
         </w:tabs>
         <w:spacing w:before="50" w:after="36" w:line="240" w:lineRule="auto"/>
+        <w:outlineLvl w:val="1"/>
       </w:pPr>
       <w:r>
         <w:rPr>
@@ -2488,8 +2571,8 @@
           <w:rFonts w:ascii="Avenir Next" w:hAnsi="Avenir Next" w:cs="Avenir Next" w:eastAsia="Avenir Next"/>
           <w:b/>
           <w:color w:val="1A1A1A"/>
-          <w:sz w:val="22"/>
-          <w:szCs w:val="22"/>
+          <w:sz w:val="21"/>
+          <w:szCs w:val="21"/>
         </w:rPr>
         <w:t xml:space="preserve">4.</w:t>
       </w:r>
@@ -2497,8 +2580,8 @@
         <w:rPr>
           <w:rFonts w:ascii="Avenir Next" w:hAnsi="Avenir Next" w:cs="Avenir Next" w:eastAsia="Avenir Next"/>
           <w:color w:val="1A1A1A"/>
-          <w:sz w:val="22"/>
-          <w:szCs w:val="22"/>
+          <w:sz w:val="21"/>
+          <w:szCs w:val="21"/>
         </w:rPr>
         <w:tab/>
       </w:r>
@@ -2506,8 +2589,8 @@
         <w:rPr>
           <w:rFonts w:ascii="Avenir Next" w:hAnsi="Avenir Next" w:cs="Avenir Next" w:eastAsia="Avenir Next"/>
           <w:color w:val="1A1A1A"/>
-          <w:sz w:val="22"/>
-          <w:szCs w:val="22"/>
+          <w:sz w:val="21"/>
+          <w:szCs w:val="21"/>
         </w:rPr>
         <w:t xml:space="preserve">Write 3/20 as a decimal.</w:t>
       </w:r>
@@ -2604,7 +2687,26 @@
           <w:sz w:val="21"/>
           <w:szCs w:val="21"/>
         </w:rPr>
-        <w:t xml:space="preserve">3 × 5 = </w:t>
+        <w:t xml:space="preserve">3 × </w:t>
+      </w:r>
+      <w:r>
+        <w:rPr>
+          <w:rFonts w:ascii="Avenir Next" w:hAnsi="Avenir Next" w:cs="Avenir Next" w:eastAsia="Avenir Next"/>
+          <w:color w:val="1A1A1A"/>
+          <w:sz w:val="21"/>
+          <w:szCs w:val="21"/>
+          <w:u w:val="single"/>
+        </w:rPr>
+        <w:t xml:space="preserve">                </w:t>
+      </w:r>
+      <w:r>
+        <w:rPr>
+          <w:rFonts w:ascii="Avenir Next" w:hAnsi="Avenir Next" w:cs="Avenir Next" w:eastAsia="Avenir Next"/>
+          <w:color w:val="1A1A1A"/>
+          <w:sz w:val="21"/>
+          <w:szCs w:val="21"/>
+        </w:rPr>
+        <w:t xml:space="preserve"> = </w:t>
       </w:r>
       <w:r>
         <w:rPr>
@@ -2712,8 +2814,8 @@
           <w:rFonts w:ascii="Avenir Next" w:hAnsi="Avenir Next" w:cs="Avenir Next" w:eastAsia="Avenir Next"/>
           <w:b/>
           <w:color w:val="1A1A1A"/>
-          <w:sz w:val="22"/>
-          <w:szCs w:val="22"/>
+          <w:sz w:val="21"/>
+          <w:szCs w:val="21"/>
         </w:rPr>
         <w:t xml:space="preserve">5.</w:t>
       </w:r>
@@ -2721,8 +2823,8 @@
         <w:rPr>
           <w:rFonts w:ascii="Avenir Next" w:hAnsi="Avenir Next" w:cs="Avenir Next" w:eastAsia="Avenir Next"/>
           <w:color w:val="1A1A1A"/>
-          <w:sz w:val="22"/>
-          <w:szCs w:val="22"/>
+          <w:sz w:val="21"/>
+          <w:szCs w:val="21"/>
         </w:rPr>
         <w:tab/>
       </w:r>
@@ -2730,8 +2832,8 @@
         <w:rPr>
           <w:rFonts w:ascii="Avenir Next" w:hAnsi="Avenir Next" w:cs="Avenir Next" w:eastAsia="Avenir Next"/>
           <w:color w:val="1A1A1A"/>
-          <w:sz w:val="22"/>
-          <w:szCs w:val="22"/>
+          <w:sz w:val="21"/>
+          <w:szCs w:val="21"/>
         </w:rPr>
         <w:t xml:space="preserve">Write 4/5 as a decimal.</w:t>
       </w:r>
@@ -2828,7 +2930,26 @@
           <w:sz w:val="21"/>
           <w:szCs w:val="21"/>
         </w:rPr>
-        <w:t xml:space="preserve">4 × 20 = </w:t>
+        <w:t xml:space="preserve">4 × </w:t>
+      </w:r>
+      <w:r>
+        <w:rPr>
+          <w:rFonts w:ascii="Avenir Next" w:hAnsi="Avenir Next" w:cs="Avenir Next" w:eastAsia="Avenir Next"/>
+          <w:color w:val="1A1A1A"/>
+          <w:sz w:val="21"/>
+          <w:szCs w:val="21"/>
+          <w:u w:val="single"/>
+        </w:rPr>
+        <w:t xml:space="preserve">                </w:t>
+      </w:r>
+      <w:r>
+        <w:rPr>
+          <w:rFonts w:ascii="Avenir Next" w:hAnsi="Avenir Next" w:cs="Avenir Next" w:eastAsia="Avenir Next"/>
+          <w:color w:val="1A1A1A"/>
+          <w:sz w:val="21"/>
+          <w:szCs w:val="21"/>
+        </w:rPr>
+        <w:t xml:space="preserve"> = </w:t>
       </w:r>
       <w:r>
         <w:rPr>
@@ -2932,6 +3053,7 @@
           <w:tab w:val="right" w:pos="9504"/>
         </w:tabs>
         <w:spacing w:before="50" w:after="36" w:line="240" w:lineRule="auto"/>
+        <w:outlineLvl w:val="1"/>
       </w:pPr>
       <w:r>
         <w:rPr>
@@ -3016,8 +3138,8 @@
                 <w:rFonts w:ascii="Avenir Next" w:hAnsi="Avenir Next" w:cs="Avenir Next" w:eastAsia="Avenir Next"/>
                 <w:b/>
                 <w:color w:val="1A1A1A"/>
-                <w:sz w:val="22"/>
-                <w:szCs w:val="22"/>
+                <w:sz w:val="21"/>
+                <w:szCs w:val="21"/>
               </w:rPr>
               <w:t xml:space="preserve">6.</w:t>
             </w:r>
@@ -3025,8 +3147,8 @@
               <w:rPr>
                 <w:rFonts w:ascii="Avenir Next" w:hAnsi="Avenir Next" w:cs="Avenir Next" w:eastAsia="Avenir Next"/>
                 <w:color w:val="1A1A1A"/>
-                <w:sz w:val="22"/>
-                <w:szCs w:val="22"/>
+                <w:sz w:val="21"/>
+                <w:szCs w:val="21"/>
               </w:rPr>
               <w:tab/>
             </w:r>
@@ -3034,8 +3156,8 @@
               <w:rPr>
                 <w:rFonts w:ascii="Avenir Next" w:hAnsi="Avenir Next" w:cs="Avenir Next" w:eastAsia="Avenir Next"/>
                 <w:color w:val="1A1A1A"/>
-                <w:sz w:val="22"/>
-                <w:szCs w:val="22"/>
+                <w:sz w:val="21"/>
+                <w:szCs w:val="21"/>
               </w:rPr>
               <w:t xml:space="preserve">Write each fraction as a decimal.</w:t>
             </w:r>
@@ -3090,8 +3212,8 @@
                       <w:rFonts w:ascii="Avenir Next" w:hAnsi="Avenir Next" w:cs="Avenir Next" w:eastAsia="Avenir Next"/>
                       <w:b/>
                       <w:color w:val="003A70"/>
-                      <w:sz w:val="22"/>
-                      <w:szCs w:val="22"/>
+                      <w:sz w:val="21"/>
+                      <w:szCs w:val="21"/>
                     </w:rPr>
                     <w:t xml:space="preserve">a.</w:t>
                   </w:r>
@@ -3099,8 +3221,8 @@
                     <w:rPr>
                       <w:rFonts w:ascii="Avenir Next" w:hAnsi="Avenir Next" w:cs="Avenir Next" w:eastAsia="Avenir Next"/>
                       <w:color w:val="1A1A1A"/>
-                      <w:sz w:val="22"/>
-                      <w:szCs w:val="22"/>
+                      <w:sz w:val="21"/>
+                      <w:szCs w:val="21"/>
                     </w:rPr>
                     <w:tab/>
                   </w:r>
@@ -3108,8 +3230,8 @@
                     <w:rPr>
                       <w:rFonts w:ascii="Avenir Next" w:hAnsi="Avenir Next" w:cs="Avenir Next" w:eastAsia="Avenir Next"/>
                       <w:color w:val="1A1A1A"/>
-                      <w:sz w:val="22"/>
-                      <w:szCs w:val="22"/>
+                      <w:sz w:val="21"/>
+                      <w:szCs w:val="21"/>
                     </w:rPr>
                     <w:t xml:space="preserve">1/4 =</w:t>
                   </w:r>
@@ -3117,8 +3239,8 @@
                     <w:rPr>
                       <w:rFonts w:ascii="Avenir Next" w:hAnsi="Avenir Next" w:cs="Avenir Next" w:eastAsia="Avenir Next"/>
                       <w:color w:val="1A1A1A"/>
-                      <w:sz w:val="22"/>
-                      <w:szCs w:val="22"/>
+                      <w:sz w:val="21"/>
+                      <w:szCs w:val="21"/>
                     </w:rPr>
                     <w:t xml:space="preserve">  </w:t>
                   </w:r>
@@ -3126,11 +3248,11 @@
                     <w:rPr>
                       <w:rFonts w:ascii="Avenir Next" w:hAnsi="Avenir Next" w:cs="Avenir Next" w:eastAsia="Avenir Next"/>
                       <w:color w:val="1A1A1A"/>
-                      <w:sz w:val="22"/>
-                      <w:szCs w:val="22"/>
+                      <w:sz w:val="21"/>
+                      <w:szCs w:val="21"/>
                       <w:u w:val="single"/>
                     </w:rPr>
-                    <w:t xml:space="preserve">      </w:t>
+                    <w:t xml:space="preserve">          </w:t>
                   </w:r>
                 </w:p>
               </w:tc>
@@ -3152,8 +3274,8 @@
                       <w:rFonts w:ascii="Avenir Next" w:hAnsi="Avenir Next" w:cs="Avenir Next" w:eastAsia="Avenir Next"/>
                       <w:b/>
                       <w:color w:val="003A70"/>
-                      <w:sz w:val="22"/>
-                      <w:szCs w:val="22"/>
+                      <w:sz w:val="21"/>
+                      <w:szCs w:val="21"/>
                     </w:rPr>
                     <w:t xml:space="preserve">b.</w:t>
                   </w:r>
@@ -3161,8 +3283,8 @@
                     <w:rPr>
                       <w:rFonts w:ascii="Avenir Next" w:hAnsi="Avenir Next" w:cs="Avenir Next" w:eastAsia="Avenir Next"/>
                       <w:color w:val="1A1A1A"/>
-                      <w:sz w:val="22"/>
-                      <w:szCs w:val="22"/>
+                      <w:sz w:val="21"/>
+                      <w:szCs w:val="21"/>
                     </w:rPr>
                     <w:tab/>
                   </w:r>
@@ -3170,8 +3292,8 @@
                     <w:rPr>
                       <w:rFonts w:ascii="Avenir Next" w:hAnsi="Avenir Next" w:cs="Avenir Next" w:eastAsia="Avenir Next"/>
                       <w:color w:val="1A1A1A"/>
-                      <w:sz w:val="22"/>
-                      <w:szCs w:val="22"/>
+                      <w:sz w:val="21"/>
+                      <w:szCs w:val="21"/>
                     </w:rPr>
                     <w:t xml:space="preserve">9/50 =</w:t>
                   </w:r>
@@ -3179,8 +3301,8 @@
                     <w:rPr>
                       <w:rFonts w:ascii="Avenir Next" w:hAnsi="Avenir Next" w:cs="Avenir Next" w:eastAsia="Avenir Next"/>
                       <w:color w:val="1A1A1A"/>
-                      <w:sz w:val="22"/>
-                      <w:szCs w:val="22"/>
+                      <w:sz w:val="21"/>
+                      <w:szCs w:val="21"/>
                     </w:rPr>
                     <w:t xml:space="preserve">  </w:t>
                   </w:r>
@@ -3188,11 +3310,11 @@
                     <w:rPr>
                       <w:rFonts w:ascii="Avenir Next" w:hAnsi="Avenir Next" w:cs="Avenir Next" w:eastAsia="Avenir Next"/>
                       <w:color w:val="1A1A1A"/>
-                      <w:sz w:val="22"/>
-                      <w:szCs w:val="22"/>
+                      <w:sz w:val="21"/>
+                      <w:szCs w:val="21"/>
                       <w:u w:val="single"/>
                     </w:rPr>
-                    <w:t xml:space="preserve">      </w:t>
+                    <w:t xml:space="preserve">          </w:t>
                   </w:r>
                 </w:p>
               </w:tc>
@@ -3214,8 +3336,8 @@
                       <w:rFonts w:ascii="Avenir Next" w:hAnsi="Avenir Next" w:cs="Avenir Next" w:eastAsia="Avenir Next"/>
                       <w:b/>
                       <w:color w:val="003A70"/>
-                      <w:sz w:val="22"/>
-                      <w:szCs w:val="22"/>
+                      <w:sz w:val="21"/>
+                      <w:szCs w:val="21"/>
                     </w:rPr>
                     <w:t xml:space="preserve">c.</w:t>
                   </w:r>
@@ -3223,8 +3345,8 @@
                     <w:rPr>
                       <w:rFonts w:ascii="Avenir Next" w:hAnsi="Avenir Next" w:cs="Avenir Next" w:eastAsia="Avenir Next"/>
                       <w:color w:val="1A1A1A"/>
-                      <w:sz w:val="22"/>
-                      <w:szCs w:val="22"/>
+                      <w:sz w:val="21"/>
+                      <w:szCs w:val="21"/>
                     </w:rPr>
                     <w:tab/>
                   </w:r>
@@ -3232,8 +3354,8 @@
                     <w:rPr>
                       <w:rFonts w:ascii="Avenir Next" w:hAnsi="Avenir Next" w:cs="Avenir Next" w:eastAsia="Avenir Next"/>
                       <w:color w:val="1A1A1A"/>
-                      <w:sz w:val="22"/>
-                      <w:szCs w:val="22"/>
+                      <w:sz w:val="21"/>
+                      <w:szCs w:val="21"/>
                     </w:rPr>
                     <w:t xml:space="preserve">3/10 =</w:t>
                   </w:r>
@@ -3241,8 +3363,8 @@
                     <w:rPr>
                       <w:rFonts w:ascii="Avenir Next" w:hAnsi="Avenir Next" w:cs="Avenir Next" w:eastAsia="Avenir Next"/>
                       <w:color w:val="1A1A1A"/>
-                      <w:sz w:val="22"/>
-                      <w:szCs w:val="22"/>
+                      <w:sz w:val="21"/>
+                      <w:szCs w:val="21"/>
                     </w:rPr>
                     <w:t xml:space="preserve">  </w:t>
                   </w:r>
@@ -3250,11 +3372,11 @@
                     <w:rPr>
                       <w:rFonts w:ascii="Avenir Next" w:hAnsi="Avenir Next" w:cs="Avenir Next" w:eastAsia="Avenir Next"/>
                       <w:color w:val="1A1A1A"/>
-                      <w:sz w:val="22"/>
-                      <w:szCs w:val="22"/>
+                      <w:sz w:val="21"/>
+                      <w:szCs w:val="21"/>
                       <w:u w:val="single"/>
                     </w:rPr>
-                    <w:t xml:space="preserve">      </w:t>
+                    <w:t xml:space="preserve">          </w:t>
                   </w:r>
                 </w:p>
               </w:tc>
@@ -3282,8 +3404,8 @@
                       <w:rFonts w:ascii="Avenir Next" w:hAnsi="Avenir Next" w:cs="Avenir Next" w:eastAsia="Avenir Next"/>
                       <w:b/>
                       <w:color w:val="003A70"/>
-                      <w:sz w:val="22"/>
-                      <w:szCs w:val="22"/>
+                      <w:sz w:val="21"/>
+                      <w:szCs w:val="21"/>
                     </w:rPr>
                     <w:t xml:space="preserve">d.</w:t>
                   </w:r>
@@ -3291,8 +3413,8 @@
                     <w:rPr>
                       <w:rFonts w:ascii="Avenir Next" w:hAnsi="Avenir Next" w:cs="Avenir Next" w:eastAsia="Avenir Next"/>
                       <w:color w:val="1A1A1A"/>
-                      <w:sz w:val="22"/>
-                      <w:szCs w:val="22"/>
+                      <w:sz w:val="21"/>
+                      <w:szCs w:val="21"/>
                     </w:rPr>
                     <w:tab/>
                   </w:r>
@@ -3300,8 +3422,8 @@
                     <w:rPr>
                       <w:rFonts w:ascii="Avenir Next" w:hAnsi="Avenir Next" w:cs="Avenir Next" w:eastAsia="Avenir Next"/>
                       <w:color w:val="1A1A1A"/>
-                      <w:sz w:val="22"/>
-                      <w:szCs w:val="22"/>
+                      <w:sz w:val="21"/>
+                      <w:szCs w:val="21"/>
                     </w:rPr>
                     <w:t xml:space="preserve">11/20 =</w:t>
                   </w:r>
@@ -3309,8 +3431,8 @@
                     <w:rPr>
                       <w:rFonts w:ascii="Avenir Next" w:hAnsi="Avenir Next" w:cs="Avenir Next" w:eastAsia="Avenir Next"/>
                       <w:color w:val="1A1A1A"/>
-                      <w:sz w:val="22"/>
-                      <w:szCs w:val="22"/>
+                      <w:sz w:val="21"/>
+                      <w:szCs w:val="21"/>
                     </w:rPr>
                     <w:t xml:space="preserve">  </w:t>
                   </w:r>
@@ -3318,11 +3440,11 @@
                     <w:rPr>
                       <w:rFonts w:ascii="Avenir Next" w:hAnsi="Avenir Next" w:cs="Avenir Next" w:eastAsia="Avenir Next"/>
                       <w:color w:val="1A1A1A"/>
-                      <w:sz w:val="22"/>
-                      <w:szCs w:val="22"/>
+                      <w:sz w:val="21"/>
+                      <w:szCs w:val="21"/>
                       <w:u w:val="single"/>
                     </w:rPr>
-                    <w:t xml:space="preserve">      </w:t>
+                    <w:t xml:space="preserve">          </w:t>
                   </w:r>
                 </w:p>
               </w:tc>
@@ -3344,8 +3466,8 @@
                       <w:rFonts w:ascii="Avenir Next" w:hAnsi="Avenir Next" w:cs="Avenir Next" w:eastAsia="Avenir Next"/>
                       <w:b/>
                       <w:color w:val="003A70"/>
-                      <w:sz w:val="22"/>
-                      <w:szCs w:val="22"/>
+                      <w:sz w:val="21"/>
+                      <w:szCs w:val="21"/>
                     </w:rPr>
                     <w:t xml:space="preserve">e.</w:t>
                   </w:r>
@@ -3353,8 +3475,8 @@
                     <w:rPr>
                       <w:rFonts w:ascii="Avenir Next" w:hAnsi="Avenir Next" w:cs="Avenir Next" w:eastAsia="Avenir Next"/>
                       <w:color w:val="1A1A1A"/>
-                      <w:sz w:val="22"/>
-                      <w:szCs w:val="22"/>
+                      <w:sz w:val="21"/>
+                      <w:szCs w:val="21"/>
                     </w:rPr>
                     <w:tab/>
                   </w:r>
@@ -3362,8 +3484,8 @@
                     <w:rPr>
                       <w:rFonts w:ascii="Avenir Next" w:hAnsi="Avenir Next" w:cs="Avenir Next" w:eastAsia="Avenir Next"/>
                       <w:color w:val="1A1A1A"/>
-                      <w:sz w:val="22"/>
-                      <w:szCs w:val="22"/>
+                      <w:sz w:val="21"/>
+                      <w:szCs w:val="21"/>
                     </w:rPr>
                     <w:t xml:space="preserve">2/25 =</w:t>
                   </w:r>
@@ -3371,8 +3493,8 @@
                     <w:rPr>
                       <w:rFonts w:ascii="Avenir Next" w:hAnsi="Avenir Next" w:cs="Avenir Next" w:eastAsia="Avenir Next"/>
                       <w:color w:val="1A1A1A"/>
-                      <w:sz w:val="22"/>
-                      <w:szCs w:val="22"/>
+                      <w:sz w:val="21"/>
+                      <w:szCs w:val="21"/>
                     </w:rPr>
                     <w:t xml:space="preserve">  </w:t>
                   </w:r>
@@ -3380,11 +3502,11 @@
                     <w:rPr>
                       <w:rFonts w:ascii="Avenir Next" w:hAnsi="Avenir Next" w:cs="Avenir Next" w:eastAsia="Avenir Next"/>
                       <w:color w:val="1A1A1A"/>
-                      <w:sz w:val="22"/>
-                      <w:szCs w:val="22"/>
+                      <w:sz w:val="21"/>
+                      <w:szCs w:val="21"/>
                       <w:u w:val="single"/>
                     </w:rPr>
-                    <w:t xml:space="preserve">      </w:t>
+                    <w:t xml:space="preserve">          </w:t>
                   </w:r>
                 </w:p>
               </w:tc>
@@ -3406,8 +3528,8 @@
                       <w:rFonts w:ascii="Avenir Next" w:hAnsi="Avenir Next" w:cs="Avenir Next" w:eastAsia="Avenir Next"/>
                       <w:b/>
                       <w:color w:val="003A70"/>
-                      <w:sz w:val="22"/>
-                      <w:szCs w:val="22"/>
+                      <w:sz w:val="21"/>
+                      <w:szCs w:val="21"/>
                     </w:rPr>
                     <w:t xml:space="preserve">f.</w:t>
                   </w:r>
@@ -3415,8 +3537,8 @@
                     <w:rPr>
                       <w:rFonts w:ascii="Avenir Next" w:hAnsi="Avenir Next" w:cs="Avenir Next" w:eastAsia="Avenir Next"/>
                       <w:color w:val="1A1A1A"/>
-                      <w:sz w:val="22"/>
-                      <w:szCs w:val="22"/>
+                      <w:sz w:val="21"/>
+                      <w:szCs w:val="21"/>
                     </w:rPr>
                     <w:tab/>
                   </w:r>
@@ -3424,8 +3546,8 @@
                     <w:rPr>
                       <w:rFonts w:ascii="Avenir Next" w:hAnsi="Avenir Next" w:cs="Avenir Next" w:eastAsia="Avenir Next"/>
                       <w:color w:val="1A1A1A"/>
-                      <w:sz w:val="22"/>
-                      <w:szCs w:val="22"/>
+                      <w:sz w:val="21"/>
+                      <w:szCs w:val="21"/>
                     </w:rPr>
                     <w:t xml:space="preserve">3/5 =</w:t>
                   </w:r>
@@ -3433,8 +3555,8 @@
                     <w:rPr>
                       <w:rFonts w:ascii="Avenir Next" w:hAnsi="Avenir Next" w:cs="Avenir Next" w:eastAsia="Avenir Next"/>
                       <w:color w:val="1A1A1A"/>
-                      <w:sz w:val="22"/>
-                      <w:szCs w:val="22"/>
+                      <w:sz w:val="21"/>
+                      <w:szCs w:val="21"/>
                     </w:rPr>
                     <w:t xml:space="preserve">  </w:t>
                   </w:r>
@@ -3442,11 +3564,11 @@
                     <w:rPr>
                       <w:rFonts w:ascii="Avenir Next" w:hAnsi="Avenir Next" w:cs="Avenir Next" w:eastAsia="Avenir Next"/>
                       <w:color w:val="1A1A1A"/>
-                      <w:sz w:val="22"/>
-                      <w:szCs w:val="22"/>
+                      <w:sz w:val="21"/>
+                      <w:szCs w:val="21"/>
                       <w:u w:val="single"/>
                     </w:rPr>
-                    <w:t xml:space="preserve">      </w:t>
+                    <w:t xml:space="preserve">          </w:t>
                   </w:r>
                 </w:p>
               </w:tc>
@@ -3475,6 +3597,7 @@
           <w:tab w:val="right" w:pos="9504"/>
         </w:tabs>
         <w:spacing w:before="50" w:after="36" w:line="240" w:lineRule="auto"/>
+        <w:outlineLvl w:val="1"/>
       </w:pPr>
       <w:r>
         <w:rPr>
@@ -3559,8 +3682,8 @@
                 <w:rFonts w:ascii="Avenir Next" w:hAnsi="Avenir Next" w:cs="Avenir Next" w:eastAsia="Avenir Next"/>
                 <w:b/>
                 <w:color w:val="1A1A1A"/>
-                <w:sz w:val="22"/>
-                <w:szCs w:val="22"/>
+                <w:sz w:val="21"/>
+                <w:szCs w:val="21"/>
               </w:rPr>
               <w:t xml:space="preserve">7.</w:t>
             </w:r>
@@ -3568,8 +3691,8 @@
               <w:rPr>
                 <w:rFonts w:ascii="Avenir Next" w:hAnsi="Avenir Next" w:cs="Avenir Next" w:eastAsia="Avenir Next"/>
                 <w:color w:val="1A1A1A"/>
-                <w:sz w:val="22"/>
-                <w:szCs w:val="22"/>
+                <w:sz w:val="21"/>
+                <w:szCs w:val="21"/>
               </w:rPr>
               <w:tab/>
             </w:r>
@@ -3577,8 +3700,8 @@
               <w:rPr>
                 <w:rFonts w:ascii="Avenir Next" w:hAnsi="Avenir Next" w:cs="Avenir Next" w:eastAsia="Avenir Next"/>
                 <w:color w:val="1A1A1A"/>
-                <w:sz w:val="22"/>
-                <w:szCs w:val="22"/>
+                <w:sz w:val="21"/>
+                <w:szCs w:val="21"/>
               </w:rPr>
               <w:t xml:space="preserve">Which is greatest: 0.7, 18/25, or 69%?</w:t>
             </w:r>
@@ -3631,8 +3754,8 @@
                       <w:rFonts w:ascii="Avenir Next" w:hAnsi="Avenir Next" w:cs="Avenir Next" w:eastAsia="Avenir Next"/>
                       <w:b/>
                       <w:color w:val="003A70"/>
-                      <w:sz w:val="21"/>
-                      <w:szCs w:val="21"/>
+                      <w:sz w:val="22"/>
+                      <w:szCs w:val="22"/>
                     </w:rPr>
                     <w:t xml:space="preserve">A</w:t>
                   </w:r>
@@ -3640,8 +3763,8 @@
                     <w:rPr>
                       <w:rFonts w:ascii="Avenir Next" w:hAnsi="Avenir Next" w:cs="Avenir Next" w:eastAsia="Avenir Next"/>
                       <w:color w:val="1A1A1A"/>
-                      <w:sz w:val="21"/>
-                      <w:szCs w:val="21"/>
+                      <w:sz w:val="22"/>
+                      <w:szCs w:val="22"/>
                     </w:rPr>
                     <w:tab/>
                   </w:r>
@@ -3649,8 +3772,8 @@
                     <w:rPr>
                       <w:rFonts w:ascii="Avenir Next" w:hAnsi="Avenir Next" w:cs="Avenir Next" w:eastAsia="Avenir Next"/>
                       <w:color w:val="1A1A1A"/>
-                      <w:sz w:val="21"/>
-                      <w:szCs w:val="21"/>
+                      <w:sz w:val="22"/>
+                      <w:szCs w:val="22"/>
                     </w:rPr>
                     <w:t xml:space="preserve">0.7</w:t>
                   </w:r>
@@ -3674,8 +3797,8 @@
                       <w:rFonts w:ascii="Avenir Next" w:hAnsi="Avenir Next" w:cs="Avenir Next" w:eastAsia="Avenir Next"/>
                       <w:b/>
                       <w:color w:val="003A70"/>
-                      <w:sz w:val="21"/>
-                      <w:szCs w:val="21"/>
+                      <w:sz w:val="22"/>
+                      <w:szCs w:val="22"/>
                     </w:rPr>
                     <w:t xml:space="preserve">B</w:t>
                   </w:r>
@@ -3683,8 +3806,8 @@
                     <w:rPr>
                       <w:rFonts w:ascii="Avenir Next" w:hAnsi="Avenir Next" w:cs="Avenir Next" w:eastAsia="Avenir Next"/>
                       <w:color w:val="1A1A1A"/>
-                      <w:sz w:val="21"/>
-                      <w:szCs w:val="21"/>
+                      <w:sz w:val="22"/>
+                      <w:szCs w:val="22"/>
                     </w:rPr>
                     <w:tab/>
                   </w:r>
@@ -3692,8 +3815,8 @@
                     <w:rPr>
                       <w:rFonts w:ascii="Avenir Next" w:hAnsi="Avenir Next" w:cs="Avenir Next" w:eastAsia="Avenir Next"/>
                       <w:color w:val="1A1A1A"/>
-                      <w:sz w:val="21"/>
-                      <w:szCs w:val="21"/>
+                      <w:sz w:val="22"/>
+                      <w:szCs w:val="22"/>
                     </w:rPr>
                     <w:t xml:space="preserve">18/25</w:t>
                   </w:r>
@@ -3722,8 +3845,8 @@
                       <w:rFonts w:ascii="Avenir Next" w:hAnsi="Avenir Next" w:cs="Avenir Next" w:eastAsia="Avenir Next"/>
                       <w:b/>
                       <w:color w:val="003A70"/>
-                      <w:sz w:val="21"/>
-                      <w:szCs w:val="21"/>
+                      <w:sz w:val="22"/>
+                      <w:szCs w:val="22"/>
                     </w:rPr>
                     <w:t xml:space="preserve">C</w:t>
                   </w:r>
@@ -3731,8 +3854,8 @@
                     <w:rPr>
                       <w:rFonts w:ascii="Avenir Next" w:hAnsi="Avenir Next" w:cs="Avenir Next" w:eastAsia="Avenir Next"/>
                       <w:color w:val="1A1A1A"/>
-                      <w:sz w:val="21"/>
-                      <w:szCs w:val="21"/>
+                      <w:sz w:val="22"/>
+                      <w:szCs w:val="22"/>
                     </w:rPr>
                     <w:tab/>
                   </w:r>
@@ -3740,8 +3863,8 @@
                     <w:rPr>
                       <w:rFonts w:ascii="Avenir Next" w:hAnsi="Avenir Next" w:cs="Avenir Next" w:eastAsia="Avenir Next"/>
                       <w:color w:val="1A1A1A"/>
-                      <w:sz w:val="21"/>
-                      <w:szCs w:val="21"/>
+                      <w:sz w:val="22"/>
+                      <w:szCs w:val="22"/>
                     </w:rPr>
                     <w:t xml:space="preserve">69%</w:t>
                   </w:r>
@@ -3765,8 +3888,8 @@
                       <w:rFonts w:ascii="Avenir Next" w:hAnsi="Avenir Next" w:cs="Avenir Next" w:eastAsia="Avenir Next"/>
                       <w:b/>
                       <w:color w:val="003A70"/>
-                      <w:sz w:val="21"/>
-                      <w:szCs w:val="21"/>
+                      <w:sz w:val="22"/>
+                      <w:szCs w:val="22"/>
                     </w:rPr>
                     <w:t xml:space="preserve">D</w:t>
                   </w:r>
@@ -3774,8 +3897,8 @@
                     <w:rPr>
                       <w:rFonts w:ascii="Avenir Next" w:hAnsi="Avenir Next" w:cs="Avenir Next" w:eastAsia="Avenir Next"/>
                       <w:color w:val="1A1A1A"/>
-                      <w:sz w:val="21"/>
-                      <w:szCs w:val="21"/>
+                      <w:sz w:val="22"/>
+                      <w:szCs w:val="22"/>
                     </w:rPr>
                     <w:tab/>
                   </w:r>
@@ -3783,8 +3906,8 @@
                     <w:rPr>
                       <w:rFonts w:ascii="Avenir Next" w:hAnsi="Avenir Next" w:cs="Avenir Next" w:eastAsia="Avenir Next"/>
                       <w:color w:val="1A1A1A"/>
-                      <w:sz w:val="21"/>
-                      <w:szCs w:val="21"/>
+                      <w:sz w:val="22"/>
+                      <w:szCs w:val="22"/>
                     </w:rPr>
                     <w:t xml:space="preserve">They are all equal.</w:t>
                   </w:r>
@@ -3832,19 +3955,19 @@
         <w:tblLook w:val="0000" w:firstRow="0" w:lastRow="0" w:firstColumn="0" w:lastColumn="0" w:noHBand="1" w:noVBand="1"/>
       </w:tblPr>
       <w:tblGrid>
-        <w:gridCol w:w="2000"/>
-        <w:gridCol w:w="2300"/>
-        <w:gridCol w:w="2100"/>
-        <w:gridCol w:w="3104"/>
+        <w:gridCol w:w="1750"/>
+        <w:gridCol w:w="2500"/>
+        <w:gridCol w:w="2200"/>
+        <w:gridCol w:w="3054"/>
       </w:tblGrid>
       <w:tr>
         <w:trPr>
           <w:cantSplit/>
-          <w:trHeight w:val="320" w:hRule="atLeast"/>
+          <w:trHeight w:val="300" w:hRule="atLeast"/>
         </w:trPr>
         <w:tc>
           <w:tcPr>
-            <w:tcW w:w="2000" w:type="dxa"/>
+            <w:tcW w:w="1750" w:type="dxa"/>
             <w:vAlign w:val="center"/>
           </w:tcPr>
           <w:p>
@@ -3866,7 +3989,7 @@
         </w:tc>
         <w:tc>
           <w:tcPr>
-            <w:tcW w:w="2300" w:type="dxa"/>
+            <w:tcW w:w="2500" w:type="dxa"/>
             <w:vAlign w:val="center"/>
           </w:tcPr>
           <w:p>
@@ -3877,8 +4000,8 @@
               <w:rPr>
                 <w:rFonts w:ascii="Arial" w:hAnsi="Arial" w:cs="Arial" w:eastAsia="Arial"/>
                 <w:color w:val="1A1A1A"/>
-                <w:sz w:val="24"/>
-                <w:szCs w:val="24"/>
+                <w:sz w:val="20"/>
+                <w:szCs w:val="20"/>
               </w:rPr>
               <w:t xml:space="preserve">□</w:t>
             </w:r>
@@ -3895,7 +4018,7 @@
         </w:tc>
         <w:tc>
           <w:tcPr>
-            <w:tcW w:w="2100" w:type="dxa"/>
+            <w:tcW w:w="2200" w:type="dxa"/>
             <w:vAlign w:val="center"/>
           </w:tcPr>
           <w:p>
@@ -3906,8 +4029,8 @@
               <w:rPr>
                 <w:rFonts w:ascii="Arial" w:hAnsi="Arial" w:cs="Arial" w:eastAsia="Arial"/>
                 <w:color w:val="1A1A1A"/>
-                <w:sz w:val="24"/>
-                <w:szCs w:val="24"/>
+                <w:sz w:val="20"/>
+                <w:szCs w:val="20"/>
               </w:rPr>
               <w:t xml:space="preserve">□</w:t>
             </w:r>
@@ -3924,7 +4047,7 @@
         </w:tc>
         <w:tc>
           <w:tcPr>
-            <w:tcW w:w="3104" w:type="dxa"/>
+            <w:tcW w:w="3054" w:type="dxa"/>
             <w:vAlign w:val="center"/>
           </w:tcPr>
           <w:p>
@@ -3935,8 +4058,8 @@
               <w:rPr>
                 <w:rFonts w:ascii="Arial" w:hAnsi="Arial" w:cs="Arial" w:eastAsia="Arial"/>
                 <w:color w:val="1A1A1A"/>
-                <w:sz w:val="24"/>
-                <w:szCs w:val="24"/>
+                <w:sz w:val="20"/>
+                <w:szCs w:val="20"/>
               </w:rPr>
               <w:t xml:space="preserve">□</w:t>
             </w:r>
@@ -3971,7 +4094,7 @@
     <w:sectPr>
       <w:footerReference w:type="default" r:id="rIdFooter1"/>
       <w:pgSz w:w="12240" w:h="15840"/>
-      <w:pgMar w:top="893" w:right="1224" w:bottom="835" w:left="1512" w:header="432" w:footer="432" w:gutter="0"/>
+      <w:pgMar w:top="780" w:right="1224" w:bottom="760" w:left="1512" w:header="432" w:footer="432" w:gutter="0"/>
       <w:cols w:space="720"/>
     </w:sectPr>
   </w:body>
